--- a/zht/docx/41.content.docx
+++ b/zht/docx/41.content.docx
@@ -136,13 +136,6 @@
         <w:rPr>
           <w:lang w:val="zh_TW" w:bidi="zh_TW"/>
         </w:rPr>
-      </w:r>
-      <w:r>
-        <w:rPr>
-          <w:i/>
-          <w:lang w:val="zh_TW" w:bidi="zh_TW"/>
-        </w:rPr>
-        <w:t>馬可福音 1:2–3, 馬可福音 1:4, 馬可福音 1:5, 馬可福音 1:6, 馬可福音 1:8, 馬可福音 1:10, 馬可福音 1:11, 馬可福音 1:12, 馬可福音 1:13, 馬可福音 1:15, 馬可福音 1:16, 馬可福音 1:17, 馬可福音 1:19, 馬可福音 1:22, 馬可福音 1:24, 馬可福音 1:28, 馬可福音 1:30, 馬可福音 1:32–34, 馬可福音 1:35, 馬可福音 1:38–39, 馬可福音 1:40–41, 馬可福音 1:44, 馬可福音 2:4, 馬可福音 2:5, 馬可福音 2:6–7, 馬可福音 2:10–12, 馬可福音 2:13–14, 馬可福音 2:15–16, 馬可福音 2:17, 馬可福音 2:18, 馬可福音 2:19, 馬可福音 2:23–24, 馬可福音 2:25–26, 馬可福音 2:27, 馬可福音 2:28, 馬可福音 3:1–2, 馬可福音 3:4, 馬可福音 3:4 (#2), 馬可福音 3:5, 馬可福音 3:6, 馬可福音 3:7–8, 馬可福音 3:11, 馬可福音 3:14–15, 馬可福音 3:19, 馬可福音 3:21, 馬可福音 3:22, 馬可福音 3:23–24, 馬可福音 3:28–29, 馬可福音 3:33–35, 馬可福音 4:1, 馬可福音 4:4, 馬可福音 4:6, 馬可福音 4:7, 馬可福音 4:8, 馬可福音 4:11, 馬可福音 4:14, 馬可福音 4:15, 馬可福音 4:16–17, 馬可福音 4:18–19, 馬可福音 4:20, 馬可福音 4:22, 馬可福音 4:26–27, 馬可福音 4:30–32, 馬可福音 4:35–37, 馬可福音 4:38, 馬可福音 4:38 (#2), 馬可福音 4:39, 馬可福音 4:41, 馬可福音 5:1–2, 馬可福音 5:4, 馬可福音 5:7, 馬可福音 5:8, 馬可福音 5:9, 馬可福音 5:13, 馬可福音 5:15, 馬可福音 5:17, 馬可福音 5:19, 馬可福音 5:22–23, 馬可福音 5:25, 馬可福音 5:28, 馬可福音 5:30, 馬可福音 5:32, 馬可福音 5:34, 馬可福音 5:35, 馬可福音 5:36, 馬可福音 5:37, 馬可福音 5:40, 馬可福音 5:42, 馬可福音 6:2, 馬可福音 6:4, 馬可福音 6:6, 馬可福音 6:7, 馬可福音 6:8–9, 馬可福音 6:11, 馬可福音 6:14–15, 馬可福音 6:18, 馬可福音 6:20, 馬可福音 6:23, 馬可福音 6:25, 馬可福音 6:26, 馬可福音 6:33, 馬可福音 6:34, 馬可福音 6:37, 馬可福音 6:38, 馬可福音 6:41, 馬可福音 6:43, 馬可福音 6:44, 馬可福音 6:48, 馬可福音 6:50, 馬可福音 6:52, 馬可福音 6:55, 馬可福音 6:56, 馬可福音 7:2, 馬可福音 7:3–4, 馬可福音 7:8–9, 馬可福音 7:11–13, 馬可福音 7:15, 馬可福音 7:15 (#2), 馬可福音 7:18–19, 馬可福音 7:19, 馬可福音 7:20–23, 馬可福音 7:21–22, 馬可福音 7:25–26, 馬可福音 7:28, 馬可福音 7:29–30, 馬可福音 7:33–34, 馬可福音 7:36, 馬可福音 8:1–2, 馬可福音 8:5, 馬可福音 8:6, 馬可福音 8:8, 馬可福音 8:9, 馬可福音 8:11, 馬可福音 8:15, 馬可福音 8:16, 馬可福音 8:19, 馬可福音 8:23, 馬可福音 8:25, 馬可福音 8:28, 馬可福音 8:29, 馬可福音 8:31, 馬可福音 8:33, 馬可福音 8:34, 馬可福音 8:36, 馬可福音 8:38, 馬可福音 9:1, 馬可福音 9:2–3, 馬可福音 9:4, 馬可福音 9:7, 馬可福音 9:9, 馬可福音 9:11–13, 馬可福音 9:17–18, 馬可福音 9:22, 馬可福音 9:23–24, 馬可福音 9:28–29, 馬可福音 9:31, 馬可福音 9:33–34, 馬可福音 9:35, 馬可福音 9:36–37, 馬可福音 9:42, 馬可福音 9:47, 馬可福音 9:48, 馬可福音 10:2, 馬可福音 10:4, 馬可福音 10:5, 馬可福音 10:6, 馬可福音 10:7–8, 馬可福音 10:9, 馬可福音 10:13–14, 馬可福音 10:15, 馬可福音 10:19, 馬可福音 10:21, 馬可福音 10:22, 馬可福音 10:23–25, 馬可福音 10:26–27, 馬可福音 10:29–30, 馬可福音 10:32, 馬可福音 10:33–34, 馬可福音 10:35–37, 馬可福音 10:39, 馬可福音 10:40, 馬可福音 10:42, 馬可福音 10:43–44, 馬可福音 10:48, 馬可福音 10:52, 馬可福音 11:2, 馬可福音 11:5–6, 馬可福音 11:8, 馬可福音 11:10, 馬可福音 11:11, 馬可福音 11:14, 馬可福音 11:15–16, 馬可福音 11:17, 馬可福音 11:17 (#2), 馬可福音 11:18, 馬可福音 11:20, 馬可福音 11:24, 馬可福音 11:25, 馬可福音 11:27–28, 馬可福音 11:29–30, 馬可福音 11:31, 馬可福音 11:32, 馬可福音 12:1, 馬可福音 12:5, 馬可福音 12:6, 馬可福音 12:8, 馬可福音 12:9, 馬可福音 12:10, 馬可福音 12:14, 馬可福音 12:17, 馬可福音 12:18, 馬可福音 12:22, 馬可福音 12:23, 馬可福音 12:24, 馬可福音 12:25, 馬可福音 12:26–27, 馬可福音 12:29–30, 馬可福音 12:31, 馬可福音 12:35–37, 馬可福音 12:38–40, 馬可福音 12:44, 馬可福音 13:2, 馬可福音 13:4, 馬可福音 13:5–6, 馬可福音 13:7–8, 馬可福音 13:9, 馬可福音 13:10, 馬可福音 13:12, 馬可福音 13:13, 馬可福音 13:14, 馬可福音 13:20, 馬可福音 13:22, 馬可福音 13:24–25, 馬可福音 13:26, 馬可福音 13:27, 馬可福音 13:30, 馬可福音 13:31, 馬可福音 13:32, 馬可福音 13:33, 馬可福音 13:35, 馬可福音 13:37, 馬可福音 14:1, 馬可福音 14:2, 馬可福音 14:3, 馬可福音 14:5, 馬可福音 14:8, 馬可福音 14:9, 馬可福音 14:10, 馬可福音 14:12–15, 馬可福音 14:18, 馬可福音 14:20, 馬可福音 14:21, 馬可福音 14:22, 馬可福音 14:24, 馬可福音 14:25, 馬可福音 14:27, 馬可福音 14:30, 馬可福音 14:32–34, 馬可福音 14:35, 馬可福音 14:36, 馬可福音 14:37, 馬可福音 14:40, 馬可福音 14:41, 馬可福音 14:44–45, 馬可福音 14:48–49, 馬可福音 14:50, 馬可福音 14:51–52, 馬可福音 14:53–54, 馬可福音 14:55–56, 馬可福音 14:61, 馬可福音 14:62, 馬可福音 14:64, 馬可福音 14:65, 馬可福音 14:66–68, 馬可福音 14:71, 馬可福音 14:72, 馬可福音 14:72 (#2), 馬可福音 15:1, 馬可福音 15:5, 馬可福音 15:6, 馬可福音 15:10, 馬可福音 15:11, 馬可福音 15:12–13, 馬可福音 15:17, 馬可福音 15:21, 馬可福音 15:22, 馬可福音 15:24, 馬可福音 15:26, 馬可福音 15:29–30, 馬可福音 15:31–32, 馬可福音 15:32, 馬可福音 15:33, 馬可福音 15:34, 馬可福音 15:37, 馬可福音 15:38, 馬可福音 15:39, 馬可福音 15:42, 馬可福音 15:43–46, 馬可福音 16:1–2, 馬可福音 16:4, 馬可福音 16:5, 馬可福音 16:6, 馬可福音 16:7, 馬可福音 16:9, 馬可福音 16:11, 馬可福音 16:13, 馬可福音 16:14, 馬可福音 16:15, 馬可福音 16:16, 馬可福音 16:16 (#2), 馬可福音 16:17–18, 馬可福音 16:19, 馬可福音 16:20, 馬可福音 16:20 (#2)</w:t>
       </w:r>
       <w:r>
         <w:rPr>

--- a/zht/docx/41.content.docx
+++ b/zht/docx/41.content.docx
@@ -123,19 +123,6 @@
           <w:lang w:val="zh_TW" w:bidi="zh_TW"/>
         </w:rPr>
         <w:t>MRK</w:t>
-      </w:r>
-      <w:r>
-        <w:rPr>
-          <w:lang w:val="zh_TW" w:bidi="zh_TW"/>
-        </w:rPr>
-      </w:r>
-    </w:p>
-    <w:p>
-      <w:pPr/>
-      <w:r>
-        <w:rPr>
-          <w:lang w:val="zh_TW" w:bidi="zh_TW"/>
-        </w:rPr>
       </w:r>
       <w:r>
         <w:rPr>

--- a/zht/docx/41.content.docx
+++ b/zht/docx/41.content.docx
@@ -19,7 +19,7 @@
         <w:rPr>
           <w:lang w:val="zh_TW" w:bidi="zh_TW"/>
         </w:rPr>
-        <w:t>Resource: 翻譯問題 (unfoldingWord)</w:t>
+        <w:t>Resource: unfoldingWord® Translation Questions</w:t>
       </w:r>
       <w:r>
         <w:rPr>
@@ -85,7 +85,7 @@
         <w:rPr>
           <w:lang w:val="zh_TW" w:bidi="zh_TW"/>
         </w:rPr>
-        <w:t>翻譯問題 (unfoldingWord)</w:t>
+        <w:t>unfoldingWord® Translation Questions</w:t>
       </w:r>
     </w:p>
     <w:p>
